--- a/redis/redis-3221/redis-3221.docx
+++ b/redis/redis-3221/redis-3221.docx
@@ -1977,7 +1977,7 @@
           <w:szCs w:val="24"/>
           <w:lang w:val="en-US" w:eastAsia="zh-CN" w:bidi="hi-IN"/>
         </w:rPr>
-        <w:t>로 캐스팅해 전달에</w:t>
+        <w:t>로 캐스팅해 전달</w:t>
       </w:r>
       <w:r>
         <w:br w:type="page"/>
